--- a/policies/build/masters/FMS.3_v2_master.docx
+++ b/policies/build/masters/FMS.3_v2_master.docx
@@ -11,40 +11,25 @@
         <w:rPr>
           <w:b/>
           <w:bCs/>
+          <w:sz w:val="28"/>
+          <w:szCs w:val="28"/>
+        </w:rPr>
+        <w:t>Policy on Medical and Support-Service Equipment Programme</w:t>
+      </w:r>
+    </w:p>
+    <w:p>
+      <w:pPr>
+        <w:spacing w:after="60"/>
+        <w:jc w:val="center"/>
+      </w:pPr>
+      <w:r>
+        <w:rPr>
+          <w:b/>
+          <w:bCs/>
           <w:sz w:val="32"/>
           <w:szCs w:val="32"/>
         </w:rPr>
         <w:t xml:space="preserve">«Hospital Name»</w:t>
-      </w:r>
-    </w:p>
-    <w:p>
-      <w:pPr>
-        <w:spacing w:after="60"/>
-        <w:jc w:val="center"/>
-      </w:pPr>
-      <w:r>
-        <w:rPr>
-          <w:b/>
-          <w:bCs/>
-          <w:sz w:val="28"/>
-          <w:szCs w:val="28"/>
-        </w:rPr>
-        <w:t xml:space="preserve">Medical and Support-Service Equipment Programme</w:t>
-      </w:r>
-    </w:p>
-    <w:p>
-      <w:pPr>
-        <w:spacing w:after="240"/>
-        <w:jc w:val="center"/>
-      </w:pPr>
-      <w:r>
-        <w:rPr>
-          <w:i/>
-          <w:iCs/>
-          <w:sz w:val="20"/>
-          <w:szCs w:val="20"/>
-        </w:rPr>
-        <w:t xml:space="preserve">How this hospital lists, maintains and recalls medical and support-service equipment.</w:t>
       </w:r>
     </w:p>
     <w:p>
@@ -3472,227 +3457,6 @@
         <w:t xml:space="preserve">The Biomedical In-Charge keeps signed acknowledgements of operators and maintainers with the induction record. Maintainers are named on the trained-maintainer list.</w:t>
       </w:r>
     </w:p>
-    <w:p>
-      <w:pPr>
-        <w:pStyle w:val="Heading1"/>
-        <w:spacing w:after="120" w:before="280"/>
-      </w:pPr>
-      <w:r>
-        <w:t xml:space="preserve">10. References</w:t>
-      </w:r>
-    </w:p>
-    <w:p>
-      <w:pPr>
-        <w:pStyle w:val="ListParagraph"/>
-        <w:numPr>
-          <w:ilvl w:val="0"/>
-          <w:numId w:val="1"/>
-        </w:numPr>
-        <w:spacing w:after="60"/>
-      </w:pPr>
-      <w:r>
-        <w:rPr>
-          <w:sz w:val="22"/>
-          <w:szCs w:val="22"/>
-        </w:rPr>
-        <w:t xml:space="preserve">National Accreditation Board for Hospitals and Healthcare Providers (NABH), Standards for Small Healthcare Organisations, 3rd Edition — Chapter 8 FMS, standard FMS.3 (this policy is written so those requirements are met in day-to-day work; it is not a commentary on the standard).</w:t>
-      </w:r>
-    </w:p>
-    <w:p>
-      <w:pPr>
-        <w:pStyle w:val="ListParagraph"/>
-        <w:numPr>
-          <w:ilvl w:val="0"/>
-          <w:numId w:val="1"/>
-        </w:numPr>
-        <w:spacing w:after="60"/>
-      </w:pPr>
-      <w:r>
-        <w:rPr>
-          <w:sz w:val="22"/>
-          <w:szCs w:val="22"/>
-        </w:rPr>
-        <w:t xml:space="preserve">Biomedical Equipment Management and Maintenance Program. National Health Mission — planned-maintenance, inventory and criticality guide, not a named-contract requirement and not Clinical Establishments Act or Central Electricity Authority guidance.</w:t>
-      </w:r>
-    </w:p>
-    <w:p>
-      <w:pPr>
-        <w:pStyle w:val="ListParagraph"/>
-        <w:numPr>
-          <w:ilvl w:val="0"/>
-          <w:numId w:val="1"/>
-        </w:numPr>
-        <w:spacing w:after="60"/>
-      </w:pPr>
-      <w:r>
-        <w:rPr>
-          <w:sz w:val="22"/>
-          <w:szCs w:val="22"/>
-        </w:rPr>
-        <w:t xml:space="preserve">Medical Devices and Diagnostics. Central Drugs Standard Control Organisation.</w:t>
-      </w:r>
-    </w:p>
-    <w:p>
-      <w:pPr>
-        <w:pStyle w:val="ListParagraph"/>
-        <w:numPr>
-          <w:ilvl w:val="0"/>
-          <w:numId w:val="1"/>
-        </w:numPr>
-        <w:spacing w:after="60"/>
-      </w:pPr>
-      <w:r>
-        <w:rPr>
-          <w:sz w:val="22"/>
-          <w:szCs w:val="22"/>
-        </w:rPr>
-        <w:t xml:space="preserve">Medical Devices Rules, 2017, read with the Drugs and Cosmetics Act, 1940 — Indian instrument for regulated devices, adverse events and recalls as far as they apply to devices this hospital uses; this hospital is not a manufacturer.</w:t>
-      </w:r>
-    </w:p>
-    <w:p>
-      <w:pPr>
-        <w:pStyle w:val="ListParagraph"/>
-        <w:numPr>
-          <w:ilvl w:val="0"/>
-          <w:numId w:val="1"/>
-        </w:numPr>
-        <w:spacing w:after="60"/>
-      </w:pPr>
-      <w:r>
-        <w:rPr>
-          <w:sz w:val="22"/>
-          <w:szCs w:val="22"/>
-        </w:rPr>
-        <w:t xml:space="preserve">Indian Public Health Standards. (2022). National Health Mission — planning guide, not a NABH equipment-list rule.</w:t>
-      </w:r>
-    </w:p>
-    <w:p>
-      <w:pPr>
-        <w:pStyle w:val="ListParagraph"/>
-        <w:numPr>
-          <w:ilvl w:val="0"/>
-          <w:numId w:val="1"/>
-        </w:numPr>
-        <w:spacing w:after="60"/>
-      </w:pPr>
-      <w:r>
-        <w:rPr>
-          <w:sz w:val="22"/>
-          <w:szCs w:val="22"/>
-        </w:rPr>
-        <w:t xml:space="preserve">Internal documents of this hospital: equipment plan; inventory; planned-maintenance and breakdown plan; calibration; recall file; downtime log; service directory; laboratory and imaging "no report" rules; steriliser validation programme; crash-cart programme; utilities, unused-material and gas policies; incident system.</w:t>
-      </w:r>
-    </w:p>
-    <w:p>
-      <w:pPr>
-        <w:pStyle w:val="Heading1"/>
-        <w:spacing w:after="120" w:before="280"/>
-      </w:pPr>
-      <w:r>
-        <w:t xml:space="preserve">11. Distribution</w:t>
-      </w:r>
-    </w:p>
-    <w:p>
-      <w:pPr>
-        <w:spacing w:after="140"/>
-      </w:pPr>
-      <w:r>
-        <w:rPr>
-          <w:sz w:val="22"/>
-          <w:szCs w:val="22"/>
-        </w:rPr>
-        <w:t xml:space="preserve">Official master copy: office of the Medical Superintendent, «Hospital Name», with the «Biomedical In-Charge» and the Quality Coordinator.</w:t>
-      </w:r>
-    </w:p>
-    <w:p>
-      <w:pPr>
-        <w:spacing w:after="140"/>
-      </w:pPr>
-      <w:r>
-        <w:rPr>
-          <w:sz w:val="22"/>
-          <w:szCs w:val="22"/>
-        </w:rPr>
-        <w:t xml:space="preserve">Copies issued to: department heads who operate equipment; contracted workshop if maintenance is outsourced.</w:t>
-      </w:r>
-    </w:p>
-    <w:p>
-      <w:pPr>
-        <w:spacing w:after="140"/>
-      </w:pPr>
-      <w:r>
-        <w:rPr>
-          <w:sz w:val="22"/>
-          <w:szCs w:val="22"/>
-        </w:rPr>
-        <w:t xml:space="preserve">The current version is available to all staff at the «biomedical / engineering office policy file» and, if the hospital keeps an intranet, at the «staff intranet / policies».</w:t>
-      </w:r>
-    </w:p>
-    <w:p>
-      <w:pPr>
-        <w:spacing w:after="140"/>
-      </w:pPr>
-      <w:r>
-        <w:rPr>
-          <w:sz w:val="22"/>
-          <w:szCs w:val="22"/>
-        </w:rPr>
-        <w:t xml:space="preserve">When a new version is issued, take old copies out of use. The Quality Coordinator keeps one dated copy of each old version.</w:t>
-      </w:r>
-    </w:p>
-    <w:p>
-      <w:pPr>
-        <w:pStyle w:val="Heading1"/>
-        <w:spacing w:after="120" w:before="280"/>
-      </w:pPr>
-      <w:r>
-        <w:t xml:space="preserve">12. Abbreviations</w:t>
-      </w:r>
-    </w:p>
-    <w:p>
-      <w:pPr>
-        <w:spacing w:after="140"/>
-      </w:pPr>
-      <w:r>
-        <w:rPr>
-          <w:sz w:val="22"/>
-          <w:szCs w:val="22"/>
-        </w:rPr>
-        <w:t xml:space="preserve">BEMMP — Biomedical Equipment Management and Maintenance Program (National Health Mission)
-CDSCO — Central Drugs Standard Control Organisation
-PPM — planned preventive maintenance
-AERB — Atomic Energy Regulatory Board (imaging quality-assurance remains with the imaging policy)
-NHM — National Health Mission
-CAPA — corrective and preventive action
-RCA — root-cause analysis
-UPS — uninterruptible power supply (building plant remains with the utilities policy)
-PDF — Portable Document Format
-RACI — Responsible, Accountable, Consulted, Informed</w:t>
-      </w:r>
-    </w:p>
-    <w:p>
-      <w:pPr>
-        <w:pStyle w:val="Heading1"/>
-        <w:spacing w:after="120" w:before="280"/>
-      </w:pPr>
-      <w:r>
-        <w:t xml:space="preserve">13. Traceability to NABH SHCO 3rd Edition FMS.3</w:t>
-      </w:r>
-    </w:p>
-    <w:p>
-      <w:pPr>
-        <w:spacing w:after="120"/>
-      </w:pPr>
-      <w:r>
-        <w:rPr>
-          <w:i/>
-          <w:iCs/>
-          <w:sz w:val="20"/>
-          <w:szCs w:val="20"/>
-        </w:rPr>
-        <w:t xml:space="preserve">This table is an index. It is not how the policy is organised.</w:t>
-      </w:r>
-    </w:p>
     <w:tbl>
       <w:tblPr>
         <w:tblW w:type="pct" w:w="100%"/>
@@ -4442,7 +4206,94 @@
         <w:spacing w:after="120" w:before="280"/>
       </w:pPr>
       <w:r>
-        <w:t xml:space="preserve">14. Required Records / Evidence Checklist</w:t>
+        <w:t>10. Distribution</w:t>
+      </w:r>
+    </w:p>
+    <w:p>
+      <w:pPr>
+        <w:spacing w:after="140"/>
+      </w:pPr>
+      <w:r>
+        <w:rPr>
+          <w:sz w:val="22"/>
+          <w:szCs w:val="22"/>
+        </w:rPr>
+        <w:t xml:space="preserve">Official master copy: office of the Medical Superintendent, «Hospital Name», with the «Biomedical In-Charge» and the Quality Coordinator.</w:t>
+      </w:r>
+    </w:p>
+    <w:p>
+      <w:pPr>
+        <w:spacing w:after="140"/>
+      </w:pPr>
+      <w:r>
+        <w:rPr>
+          <w:sz w:val="22"/>
+          <w:szCs w:val="22"/>
+        </w:rPr>
+        <w:t xml:space="preserve">Copies issued to: department heads who operate equipment; contracted workshop if maintenance is outsourced.</w:t>
+      </w:r>
+    </w:p>
+    <w:p>
+      <w:pPr>
+        <w:spacing w:after="140"/>
+      </w:pPr>
+      <w:r>
+        <w:rPr>
+          <w:sz w:val="22"/>
+          <w:szCs w:val="22"/>
+        </w:rPr>
+        <w:t xml:space="preserve">The current version is available to all staff at the «biomedical / engineering office policy file» and, if the hospital keeps an intranet, at the «staff intranet / policies».</w:t>
+      </w:r>
+    </w:p>
+    <w:p>
+      <w:pPr>
+        <w:spacing w:after="140"/>
+      </w:pPr>
+      <w:r>
+        <w:rPr>
+          <w:sz w:val="22"/>
+          <w:szCs w:val="22"/>
+        </w:rPr>
+        <w:t xml:space="preserve">When a new version is issued, take old copies out of use. The Quality Coordinator keeps one dated copy of each old version.</w:t>
+      </w:r>
+    </w:p>
+    <w:p>
+      <w:pPr>
+        <w:pStyle w:val="Heading1"/>
+        <w:spacing w:after="120" w:before="280"/>
+      </w:pPr>
+      <w:r>
+        <w:t>11. Abbreviations</w:t>
+      </w:r>
+    </w:p>
+    <w:p>
+      <w:pPr>
+        <w:spacing w:after="140"/>
+      </w:pPr>
+      <w:r>
+        <w:rPr>
+          <w:sz w:val="22"/>
+          <w:szCs w:val="22"/>
+        </w:rPr>
+        <w:t xml:space="preserve">BEMMP — Biomedical Equipment Management and Maintenance Program (National Health Mission)
+CDSCO — Central Drugs Standard Control Organisation
+PPM — planned preventive maintenance
+AERB — Atomic Energy Regulatory Board (imaging quality-assurance remains with the imaging policy)
+NHM — National Health Mission
+CAPA — corrective and preventive action
+RCA — root-cause analysis
+UPS — uninterruptible power supply (building plant remains with the utilities policy)
+PDF — Portable Document Format
+RACI — Responsible, Accountable, Consulted, Informed</w:t>
+      </w:r>
+    </w:p>
+    <w:p>
+      <w:pPr>
+        <w:pStyle w:val="Heading1"/>
+        <w:spacing w:after="120" w:before="280"/>
+      </w:pPr>
+      <w:r>
+        <w:t>12. Traceability to NABH SHCO 3rd Edition FMS.3</w:t>
       </w:r>
     </w:p>
     <w:p>
@@ -4456,6 +4307,29 @@
           <w:sz w:val="20"/>
           <w:szCs w:val="20"/>
         </w:rPr>
+        <w:t xml:space="preserve">This table is an index. It is not how the policy is organised.</w:t>
+      </w:r>
+    </w:p>
+    <w:p>
+      <w:pPr>
+        <w:pStyle w:val="Heading1"/>
+        <w:spacing w:after="120" w:before="280"/>
+      </w:pPr>
+      <w:r>
+        <w:t>13. Required Records / Evidence Checklist</w:t>
+      </w:r>
+    </w:p>
+    <w:p>
+      <w:pPr>
+        <w:spacing w:after="120"/>
+      </w:pPr>
+      <w:r>
+        <w:rPr>
+          <w:i/>
+          <w:iCs/>
+          <w:sz w:val="20"/>
+          <w:szCs w:val="20"/>
+        </w:rPr>
         <w:t xml:space="preserve">Records the hospital holds under this policy, listed by objective element.</w:t>
       </w:r>
     </w:p>
@@ -4911,6 +4785,117 @@
           <w:szCs w:val="22"/>
         </w:rPr>
         <w:t xml:space="preserve">Loaner, diversion or service-pause record where restoration was not same-shift.</w:t>
+      </w:r>
+    </w:p>
+    <w:p>
+      <w:pPr>
+        <w:pStyle w:val="Heading1"/>
+        <w:spacing w:after="120" w:before="280"/>
+      </w:pPr>
+      <w:r>
+        <w:t>14. References</w:t>
+      </w:r>
+    </w:p>
+    <w:p>
+      <w:pPr>
+        <w:pStyle w:val="ListParagraph"/>
+        <w:numPr>
+          <w:ilvl w:val="0"/>
+          <w:numId w:val="1"/>
+        </w:numPr>
+        <w:spacing w:after="60"/>
+      </w:pPr>
+      <w:r>
+        <w:rPr>
+          <w:sz w:val="22"/>
+          <w:szCs w:val="22"/>
+        </w:rPr>
+        <w:t xml:space="preserve">National Accreditation Board for Hospitals and Healthcare Providers (NABH), Standards for Small Healthcare Organisations, 3rd Edition — Chapter 8 FMS, standard FMS.3 (this policy is written so those requirements are met in day-to-day work; it is not a commentary on the standard).</w:t>
+      </w:r>
+    </w:p>
+    <w:p>
+      <w:pPr>
+        <w:pStyle w:val="ListParagraph"/>
+        <w:numPr>
+          <w:ilvl w:val="0"/>
+          <w:numId w:val="1"/>
+        </w:numPr>
+        <w:spacing w:after="60"/>
+      </w:pPr>
+      <w:r>
+        <w:rPr>
+          <w:sz w:val="22"/>
+          <w:szCs w:val="22"/>
+        </w:rPr>
+        <w:t xml:space="preserve">Biomedical Equipment Management and Maintenance Program. National Health Mission — planned-maintenance, inventory and criticality guide, not a named-contract requirement and not Clinical Establishments Act or Central Electricity Authority guidance.</w:t>
+      </w:r>
+    </w:p>
+    <w:p>
+      <w:pPr>
+        <w:pStyle w:val="ListParagraph"/>
+        <w:numPr>
+          <w:ilvl w:val="0"/>
+          <w:numId w:val="1"/>
+        </w:numPr>
+        <w:spacing w:after="60"/>
+      </w:pPr>
+      <w:r>
+        <w:rPr>
+          <w:sz w:val="22"/>
+          <w:szCs w:val="22"/>
+        </w:rPr>
+        <w:t xml:space="preserve">Medical Devices and Diagnostics. Central Drugs Standard Control Organisation.</w:t>
+      </w:r>
+    </w:p>
+    <w:p>
+      <w:pPr>
+        <w:pStyle w:val="ListParagraph"/>
+        <w:numPr>
+          <w:ilvl w:val="0"/>
+          <w:numId w:val="1"/>
+        </w:numPr>
+        <w:spacing w:after="60"/>
+      </w:pPr>
+      <w:r>
+        <w:rPr>
+          <w:sz w:val="22"/>
+          <w:szCs w:val="22"/>
+        </w:rPr>
+        <w:t xml:space="preserve">Medical Devices Rules, 2017, read with the Drugs and Cosmetics Act, 1940 — Indian instrument for regulated devices, adverse events and recalls as far as they apply to devices this hospital uses; this hospital is not a manufacturer.</w:t>
+      </w:r>
+    </w:p>
+    <w:p>
+      <w:pPr>
+        <w:pStyle w:val="ListParagraph"/>
+        <w:numPr>
+          <w:ilvl w:val="0"/>
+          <w:numId w:val="1"/>
+        </w:numPr>
+        <w:spacing w:after="60"/>
+      </w:pPr>
+      <w:r>
+        <w:rPr>
+          <w:sz w:val="22"/>
+          <w:szCs w:val="22"/>
+        </w:rPr>
+        <w:t xml:space="preserve">Indian Public Health Standards. (2022). National Health Mission — planning guide, not a NABH equipment-list rule.</w:t>
+      </w:r>
+    </w:p>
+    <w:p>
+      <w:pPr>
+        <w:pStyle w:val="ListParagraph"/>
+        <w:numPr>
+          <w:ilvl w:val="0"/>
+          <w:numId w:val="1"/>
+        </w:numPr>
+        <w:spacing w:after="60"/>
+      </w:pPr>
+      <w:r>
+        <w:rPr>
+          <w:sz w:val="22"/>
+          <w:szCs w:val="22"/>
+        </w:rPr>
+        <w:t xml:space="preserve">Internal documents of this hospital: equipment plan; inventory; planned-maintenance and breakdown plan; calibration; recall file; downtime log; service directory; laboratory and imaging "no report" rules; steriliser validation programme; crash-cart programme; utilities, unused-material and gas policies; incident system.</w:t>
       </w:r>
     </w:p>
     <w:p>

--- a/policies/build/masters/FMS.3_v2_master.docx
+++ b/policies/build/masters/FMS.3_v2_master.docx
@@ -3474,6 +3474,7 @@
         <w:gridCol w:w="100"/>
         <w:gridCol w:w="100"/>
         <w:gridCol w:w="100"/>
+        <w:gridCol w:w="100"/>
       </w:tblGrid>
       <w:tr>
         <w:tc>
@@ -3501,6 +3502,26 @@
         </w:tc>
         <w:tc>
           <w:tcPr>
+            <w:tcW w:type="pct" w:w="12%"/>
+            <w:tcBorders>
+              <w:top w:val="single" w:color="999999" w:sz="4"/>
+              <w:left w:val="single" w:color="999999" w:sz="4"/>
+              <w:bottom w:val="single" w:color="999999" w:sz="4"/>
+              <w:right w:val="single" w:color="999999" w:sz="4"/>
+            </w:tcBorders>
+            <w:shd w:fill="E8E8E8" w:val="clear"/>
+          </w:tcPr>
+          <w:p>
+            <w:r>
+              <w:rPr>
+                <w:b/>
+              </w:rPr>
+              <w:t>Level</w:t>
+            </w:r>
+          </w:p>
+        </w:tc>
+        <w:tc>
+          <w:tcPr>
             <w:tcW w:type="pct" w:w="32%"/>
             <w:tcBorders>
               <w:top w:val="single" w:color="999999" w:sz="4"/>
@@ -3594,6 +3615,22 @@
         </w:tc>
         <w:tc>
           <w:tcPr>
+            <w:tcW w:type="pct" w:w="12%"/>
+            <w:tcBorders>
+              <w:top w:val="single" w:color="999999" w:sz="4"/>
+              <w:left w:val="single" w:color="999999" w:sz="4"/>
+              <w:bottom w:val="single" w:color="999999" w:sz="4"/>
+              <w:right w:val="single" w:color="999999" w:sz="4"/>
+            </w:tcBorders>
+          </w:tcPr>
+          <w:p>
+            <w:r>
+              <w:t>Commitment</w:t>
+            </w:r>
+          </w:p>
+        </w:tc>
+        <w:tc>
+          <w:tcPr>
             <w:tcW w:type="pct" w:w="32%"/>
             <w:tcBorders>
               <w:top w:val="single" w:color="999999" w:sz="4"/>
@@ -3684,6 +3721,22 @@
         </w:tc>
         <w:tc>
           <w:tcPr>
+            <w:tcW w:type="pct" w:w="12%"/>
+            <w:tcBorders>
+              <w:top w:val="single" w:color="999999" w:sz="4"/>
+              <w:left w:val="single" w:color="999999" w:sz="4"/>
+              <w:bottom w:val="single" w:color="999999" w:sz="4"/>
+              <w:right w:val="single" w:color="999999" w:sz="4"/>
+            </w:tcBorders>
+          </w:tcPr>
+          <w:p>
+            <w:r>
+              <w:t>Commitment</w:t>
+            </w:r>
+          </w:p>
+        </w:tc>
+        <w:tc>
+          <w:tcPr>
             <w:tcW w:type="pct" w:w="32%"/>
             <w:tcBorders>
               <w:top w:val="single" w:color="999999" w:sz="4"/>
@@ -3774,6 +3827,22 @@
         </w:tc>
         <w:tc>
           <w:tcPr>
+            <w:tcW w:type="pct" w:w="12%"/>
+            <w:tcBorders>
+              <w:top w:val="single" w:color="999999" w:sz="4"/>
+              <w:left w:val="single" w:color="999999" w:sz="4"/>
+              <w:bottom w:val="single" w:color="999999" w:sz="4"/>
+              <w:right w:val="single" w:color="999999" w:sz="4"/>
+            </w:tcBorders>
+          </w:tcPr>
+          <w:p>
+            <w:r>
+              <w:t>CORE*</w:t>
+            </w:r>
+          </w:p>
+        </w:tc>
+        <w:tc>
+          <w:tcPr>
             <w:tcW w:type="pct" w:w="32%"/>
             <w:tcBorders>
               <w:top w:val="single" w:color="999999" w:sz="4"/>
@@ -3864,6 +3933,22 @@
         </w:tc>
         <w:tc>
           <w:tcPr>
+            <w:tcW w:type="pct" w:w="12%"/>
+            <w:tcBorders>
+              <w:top w:val="single" w:color="999999" w:sz="4"/>
+              <w:left w:val="single" w:color="999999" w:sz="4"/>
+              <w:bottom w:val="single" w:color="999999" w:sz="4"/>
+              <w:right w:val="single" w:color="999999" w:sz="4"/>
+            </w:tcBorders>
+          </w:tcPr>
+          <w:p>
+            <w:r>
+              <w:t>Commitment</w:t>
+            </w:r>
+          </w:p>
+        </w:tc>
+        <w:tc>
+          <w:tcPr>
             <w:tcW w:type="pct" w:w="32%"/>
             <w:tcBorders>
               <w:top w:val="single" w:color="999999" w:sz="4"/>
@@ -3954,6 +4039,22 @@
         </w:tc>
         <w:tc>
           <w:tcPr>
+            <w:tcW w:type="pct" w:w="12%"/>
+            <w:tcBorders>
+              <w:top w:val="single" w:color="999999" w:sz="4"/>
+              <w:left w:val="single" w:color="999999" w:sz="4"/>
+              <w:bottom w:val="single" w:color="999999" w:sz="4"/>
+              <w:right w:val="single" w:color="999999" w:sz="4"/>
+            </w:tcBorders>
+          </w:tcPr>
+          <w:p>
+            <w:r>
+              <w:t>Commitment</w:t>
+            </w:r>
+          </w:p>
+        </w:tc>
+        <w:tc>
+          <w:tcPr>
             <w:tcW w:type="pct" w:w="32%"/>
             <w:tcBorders>
               <w:top w:val="single" w:color="999999" w:sz="4"/>
@@ -4044,6 +4145,22 @@
         </w:tc>
         <w:tc>
           <w:tcPr>
+            <w:tcW w:type="pct" w:w="12%"/>
+            <w:tcBorders>
+              <w:top w:val="single" w:color="999999" w:sz="4"/>
+              <w:left w:val="single" w:color="999999" w:sz="4"/>
+              <w:bottom w:val="single" w:color="999999" w:sz="4"/>
+              <w:right w:val="single" w:color="999999" w:sz="4"/>
+            </w:tcBorders>
+          </w:tcPr>
+          <w:p>
+            <w:r>
+              <w:t>Achievement*</w:t>
+            </w:r>
+          </w:p>
+        </w:tc>
+        <w:tc>
+          <w:tcPr>
             <w:tcW w:type="pct" w:w="32%"/>
             <w:tcBorders>
               <w:top w:val="single" w:color="999999" w:sz="4"/>
@@ -4134,6 +4251,22 @@
         </w:tc>
         <w:tc>
           <w:tcPr>
+            <w:tcW w:type="pct" w:w="12%"/>
+            <w:tcBorders>
+              <w:top w:val="single" w:color="999999" w:sz="4"/>
+              <w:left w:val="single" w:color="999999" w:sz="4"/>
+              <w:bottom w:val="single" w:color="999999" w:sz="4"/>
+              <w:right w:val="single" w:color="999999" w:sz="4"/>
+            </w:tcBorders>
+          </w:tcPr>
+          <w:p>
+            <w:r>
+              <w:t>Achievement</w:t>
+            </w:r>
+          </w:p>
+        </w:tc>
+        <w:tc>
+          <w:tcPr>
             <w:tcW w:type="pct" w:w="32%"/>
             <w:tcBorders>
               <w:top w:val="single" w:color="999999" w:sz="4"/>
@@ -4266,27 +4399,485 @@
         <w:t>11. Abbreviations</w:t>
       </w:r>
     </w:p>
-    <w:p>
-      <w:pPr>
-        <w:spacing w:after="140"/>
-      </w:pPr>
-      <w:r>
-        <w:rPr>
-          <w:sz w:val="22"/>
-          <w:szCs w:val="22"/>
-        </w:rPr>
-        <w:t xml:space="preserve">BEMMP — Biomedical Equipment Management and Maintenance Program (National Health Mission)
-CDSCO — Central Drugs Standard Control Organisation
-PPM — planned preventive maintenance
-AERB — Atomic Energy Regulatory Board (imaging quality-assurance remains with the imaging policy)
-NHM — National Health Mission
-CAPA — corrective and preventive action
-RCA — root-cause analysis
-UPS — uninterruptible power supply (building plant remains with the utilities policy)
-PDF — Portable Document Format
-RACI — Responsible, Accountable, Consulted, Informed</w:t>
-      </w:r>
-    </w:p>
+    <w:tbl>
+      <w:tblPr>
+        <w:tblW w:type="pct" w:w="100%"/>
+        <w:tblBorders>
+          <w:top w:val="single" w:color="auto" w:sz="4"/>
+          <w:left w:val="single" w:color="auto" w:sz="4"/>
+          <w:bottom w:val="single" w:color="auto" w:sz="4"/>
+          <w:right w:val="single" w:color="auto" w:sz="4"/>
+          <w:insideH w:val="single" w:color="auto" w:sz="4"/>
+          <w:insideV w:val="single" w:color="auto" w:sz="4"/>
+        </w:tblBorders>
+      </w:tblPr>
+      <w:tblGrid>
+        <w:gridCol w:w="100"/>
+        <w:gridCol w:w="100"/>
+      </w:tblGrid>
+      <w:tr>
+        <w:tc>
+          <w:tcPr>
+            <w:tcW w:type="pct" w:w="22%"/>
+            <w:tcBorders>
+              <w:top w:val="single" w:color="999999" w:sz="4"/>
+              <w:left w:val="single" w:color="999999" w:sz="4"/>
+              <w:bottom w:val="single" w:color="999999" w:sz="4"/>
+              <w:right w:val="single" w:color="999999" w:sz="4"/>
+            </w:tcBorders>
+            <w:shd w:fill="E8E8E8" w:val="clear"/>
+          </w:tcPr>
+          <w:p>
+            <w:r>
+              <w:rPr>
+                <w:b/>
+              </w:rPr>
+              <w:t>Abbreviation</w:t>
+            </w:r>
+          </w:p>
+        </w:tc>
+        <w:tc>
+          <w:tcPr>
+            <w:tcW w:type="pct" w:w="22%"/>
+            <w:tcBorders>
+              <w:top w:val="single" w:color="999999" w:sz="4"/>
+              <w:left w:val="single" w:color="999999" w:sz="4"/>
+              <w:bottom w:val="single" w:color="999999" w:sz="4"/>
+              <w:right w:val="single" w:color="999999" w:sz="4"/>
+            </w:tcBorders>
+            <w:shd w:fill="E8E8E8" w:val="clear"/>
+          </w:tcPr>
+          <w:p>
+            <w:r>
+              <w:rPr>
+                <w:b/>
+              </w:rPr>
+              <w:t>Meaning</w:t>
+            </w:r>
+          </w:p>
+        </w:tc>
+      </w:tr>
+      <w:tr>
+        <w:tc>
+          <w:tcPr>
+            <w:tcW w:type="pct" w:w="22%"/>
+            <w:tcBorders>
+              <w:top w:val="single" w:color="999999" w:sz="4"/>
+              <w:left w:val="single" w:color="999999" w:sz="4"/>
+              <w:bottom w:val="single" w:color="999999" w:sz="4"/>
+              <w:right w:val="single" w:color="999999" w:sz="4"/>
+            </w:tcBorders>
+            <w:shd w:fill="E8E8E8" w:val="clear"/>
+          </w:tcPr>
+          <w:p>
+            <w:r>
+              <w:rPr>
+                <w:b w:val="0"/>
+              </w:rPr>
+              <w:t>BEMMP</w:t>
+            </w:r>
+          </w:p>
+        </w:tc>
+        <w:tc>
+          <w:tcPr>
+            <w:tcW w:type="pct" w:w="22%"/>
+            <w:tcBorders>
+              <w:top w:val="single" w:color="999999" w:sz="4"/>
+              <w:left w:val="single" w:color="999999" w:sz="4"/>
+              <w:bottom w:val="single" w:color="999999" w:sz="4"/>
+              <w:right w:val="single" w:color="999999" w:sz="4"/>
+            </w:tcBorders>
+            <w:shd w:fill="E8E8E8" w:val="clear"/>
+          </w:tcPr>
+          <w:p>
+            <w:r>
+              <w:rPr>
+                <w:b w:val="0"/>
+              </w:rPr>
+              <w:t>Biomedical Equipment Management and Maintenance Program (National Health Mission)</w:t>
+            </w:r>
+          </w:p>
+        </w:tc>
+      </w:tr>
+      <w:tr>
+        <w:tc>
+          <w:tcPr>
+            <w:tcW w:type="pct" w:w="22%"/>
+            <w:tcBorders>
+              <w:top w:val="single" w:color="999999" w:sz="4"/>
+              <w:left w:val="single" w:color="999999" w:sz="4"/>
+              <w:bottom w:val="single" w:color="999999" w:sz="4"/>
+              <w:right w:val="single" w:color="999999" w:sz="4"/>
+            </w:tcBorders>
+            <w:shd w:fill="E8E8E8" w:val="clear"/>
+          </w:tcPr>
+          <w:p>
+            <w:r>
+              <w:rPr>
+                <w:b w:val="0"/>
+              </w:rPr>
+              <w:t>CDSCO</w:t>
+            </w:r>
+          </w:p>
+        </w:tc>
+        <w:tc>
+          <w:tcPr>
+            <w:tcW w:type="pct" w:w="22%"/>
+            <w:tcBorders>
+              <w:top w:val="single" w:color="999999" w:sz="4"/>
+              <w:left w:val="single" w:color="999999" w:sz="4"/>
+              <w:bottom w:val="single" w:color="999999" w:sz="4"/>
+              <w:right w:val="single" w:color="999999" w:sz="4"/>
+            </w:tcBorders>
+            <w:shd w:fill="E8E8E8" w:val="clear"/>
+          </w:tcPr>
+          <w:p>
+            <w:r>
+              <w:rPr>
+                <w:b w:val="0"/>
+              </w:rPr>
+              <w:t>Central Drugs Standard Control Organisation</w:t>
+            </w:r>
+          </w:p>
+        </w:tc>
+      </w:tr>
+      <w:tr>
+        <w:tc>
+          <w:tcPr>
+            <w:tcW w:type="pct" w:w="22%"/>
+            <w:tcBorders>
+              <w:top w:val="single" w:color="999999" w:sz="4"/>
+              <w:left w:val="single" w:color="999999" w:sz="4"/>
+              <w:bottom w:val="single" w:color="999999" w:sz="4"/>
+              <w:right w:val="single" w:color="999999" w:sz="4"/>
+            </w:tcBorders>
+            <w:shd w:fill="E8E8E8" w:val="clear"/>
+          </w:tcPr>
+          <w:p>
+            <w:r>
+              <w:rPr>
+                <w:b w:val="0"/>
+              </w:rPr>
+              <w:t>PPM</w:t>
+            </w:r>
+          </w:p>
+        </w:tc>
+        <w:tc>
+          <w:tcPr>
+            <w:tcW w:type="pct" w:w="22%"/>
+            <w:tcBorders>
+              <w:top w:val="single" w:color="999999" w:sz="4"/>
+              <w:left w:val="single" w:color="999999" w:sz="4"/>
+              <w:bottom w:val="single" w:color="999999" w:sz="4"/>
+              <w:right w:val="single" w:color="999999" w:sz="4"/>
+            </w:tcBorders>
+            <w:shd w:fill="E8E8E8" w:val="clear"/>
+          </w:tcPr>
+          <w:p>
+            <w:r>
+              <w:rPr>
+                <w:b w:val="0"/>
+              </w:rPr>
+              <w:t>planned preventive maintenance</w:t>
+            </w:r>
+          </w:p>
+        </w:tc>
+      </w:tr>
+      <w:tr>
+        <w:tc>
+          <w:tcPr>
+            <w:tcW w:type="pct" w:w="22%"/>
+            <w:tcBorders>
+              <w:top w:val="single" w:color="999999" w:sz="4"/>
+              <w:left w:val="single" w:color="999999" w:sz="4"/>
+              <w:bottom w:val="single" w:color="999999" w:sz="4"/>
+              <w:right w:val="single" w:color="999999" w:sz="4"/>
+            </w:tcBorders>
+            <w:shd w:fill="E8E8E8" w:val="clear"/>
+          </w:tcPr>
+          <w:p>
+            <w:r>
+              <w:rPr>
+                <w:b w:val="0"/>
+              </w:rPr>
+              <w:t>AERB</w:t>
+            </w:r>
+          </w:p>
+        </w:tc>
+        <w:tc>
+          <w:tcPr>
+            <w:tcW w:type="pct" w:w="22%"/>
+            <w:tcBorders>
+              <w:top w:val="single" w:color="999999" w:sz="4"/>
+              <w:left w:val="single" w:color="999999" w:sz="4"/>
+              <w:bottom w:val="single" w:color="999999" w:sz="4"/>
+              <w:right w:val="single" w:color="999999" w:sz="4"/>
+            </w:tcBorders>
+            <w:shd w:fill="E8E8E8" w:val="clear"/>
+          </w:tcPr>
+          <w:p>
+            <w:r>
+              <w:rPr>
+                <w:b w:val="0"/>
+              </w:rPr>
+              <w:t>Atomic Energy Regulatory Board (imaging quality-assurance remains with the imaging policy)</w:t>
+            </w:r>
+          </w:p>
+        </w:tc>
+      </w:tr>
+      <w:tr>
+        <w:tc>
+          <w:tcPr>
+            <w:tcW w:type="pct" w:w="22%"/>
+            <w:tcBorders>
+              <w:top w:val="single" w:color="999999" w:sz="4"/>
+              <w:left w:val="single" w:color="999999" w:sz="4"/>
+              <w:bottom w:val="single" w:color="999999" w:sz="4"/>
+              <w:right w:val="single" w:color="999999" w:sz="4"/>
+            </w:tcBorders>
+            <w:shd w:fill="E8E8E8" w:val="clear"/>
+          </w:tcPr>
+          <w:p>
+            <w:r>
+              <w:rPr>
+                <w:b w:val="0"/>
+              </w:rPr>
+              <w:t>NHM</w:t>
+            </w:r>
+          </w:p>
+        </w:tc>
+        <w:tc>
+          <w:tcPr>
+            <w:tcW w:type="pct" w:w="22%"/>
+            <w:tcBorders>
+              <w:top w:val="single" w:color="999999" w:sz="4"/>
+              <w:left w:val="single" w:color="999999" w:sz="4"/>
+              <w:bottom w:val="single" w:color="999999" w:sz="4"/>
+              <w:right w:val="single" w:color="999999" w:sz="4"/>
+            </w:tcBorders>
+            <w:shd w:fill="E8E8E8" w:val="clear"/>
+          </w:tcPr>
+          <w:p>
+            <w:r>
+              <w:rPr>
+                <w:b w:val="0"/>
+              </w:rPr>
+              <w:t>National Health Mission</w:t>
+            </w:r>
+          </w:p>
+        </w:tc>
+      </w:tr>
+      <w:tr>
+        <w:tc>
+          <w:tcPr>
+            <w:tcW w:type="pct" w:w="22%"/>
+            <w:tcBorders>
+              <w:top w:val="single" w:color="999999" w:sz="4"/>
+              <w:left w:val="single" w:color="999999" w:sz="4"/>
+              <w:bottom w:val="single" w:color="999999" w:sz="4"/>
+              <w:right w:val="single" w:color="999999" w:sz="4"/>
+            </w:tcBorders>
+            <w:shd w:fill="E8E8E8" w:val="clear"/>
+          </w:tcPr>
+          <w:p>
+            <w:r>
+              <w:rPr>
+                <w:b w:val="0"/>
+              </w:rPr>
+              <w:t>CAPA</w:t>
+            </w:r>
+          </w:p>
+        </w:tc>
+        <w:tc>
+          <w:tcPr>
+            <w:tcW w:type="pct" w:w="22%"/>
+            <w:tcBorders>
+              <w:top w:val="single" w:color="999999" w:sz="4"/>
+              <w:left w:val="single" w:color="999999" w:sz="4"/>
+              <w:bottom w:val="single" w:color="999999" w:sz="4"/>
+              <w:right w:val="single" w:color="999999" w:sz="4"/>
+            </w:tcBorders>
+            <w:shd w:fill="E8E8E8" w:val="clear"/>
+          </w:tcPr>
+          <w:p>
+            <w:r>
+              <w:rPr>
+                <w:b w:val="0"/>
+              </w:rPr>
+              <w:t>corrective and preventive action</w:t>
+            </w:r>
+          </w:p>
+        </w:tc>
+      </w:tr>
+      <w:tr>
+        <w:tc>
+          <w:tcPr>
+            <w:tcW w:type="pct" w:w="22%"/>
+            <w:tcBorders>
+              <w:top w:val="single" w:color="999999" w:sz="4"/>
+              <w:left w:val="single" w:color="999999" w:sz="4"/>
+              <w:bottom w:val="single" w:color="999999" w:sz="4"/>
+              <w:right w:val="single" w:color="999999" w:sz="4"/>
+            </w:tcBorders>
+            <w:shd w:fill="E8E8E8" w:val="clear"/>
+          </w:tcPr>
+          <w:p>
+            <w:r>
+              <w:rPr>
+                <w:b w:val="0"/>
+              </w:rPr>
+              <w:t>RCA</w:t>
+            </w:r>
+          </w:p>
+        </w:tc>
+        <w:tc>
+          <w:tcPr>
+            <w:tcW w:type="pct" w:w="22%"/>
+            <w:tcBorders>
+              <w:top w:val="single" w:color="999999" w:sz="4"/>
+              <w:left w:val="single" w:color="999999" w:sz="4"/>
+              <w:bottom w:val="single" w:color="999999" w:sz="4"/>
+              <w:right w:val="single" w:color="999999" w:sz="4"/>
+            </w:tcBorders>
+            <w:shd w:fill="E8E8E8" w:val="clear"/>
+          </w:tcPr>
+          <w:p>
+            <w:r>
+              <w:rPr>
+                <w:b w:val="0"/>
+              </w:rPr>
+              <w:t>root-cause analysis</w:t>
+            </w:r>
+          </w:p>
+        </w:tc>
+      </w:tr>
+      <w:tr>
+        <w:tc>
+          <w:tcPr>
+            <w:tcW w:type="pct" w:w="22%"/>
+            <w:tcBorders>
+              <w:top w:val="single" w:color="999999" w:sz="4"/>
+              <w:left w:val="single" w:color="999999" w:sz="4"/>
+              <w:bottom w:val="single" w:color="999999" w:sz="4"/>
+              <w:right w:val="single" w:color="999999" w:sz="4"/>
+            </w:tcBorders>
+            <w:shd w:fill="E8E8E8" w:val="clear"/>
+          </w:tcPr>
+          <w:p>
+            <w:r>
+              <w:rPr>
+                <w:b w:val="0"/>
+              </w:rPr>
+              <w:t>UPS</w:t>
+            </w:r>
+          </w:p>
+        </w:tc>
+        <w:tc>
+          <w:tcPr>
+            <w:tcW w:type="pct" w:w="22%"/>
+            <w:tcBorders>
+              <w:top w:val="single" w:color="999999" w:sz="4"/>
+              <w:left w:val="single" w:color="999999" w:sz="4"/>
+              <w:bottom w:val="single" w:color="999999" w:sz="4"/>
+              <w:right w:val="single" w:color="999999" w:sz="4"/>
+            </w:tcBorders>
+            <w:shd w:fill="E8E8E8" w:val="clear"/>
+          </w:tcPr>
+          <w:p>
+            <w:r>
+              <w:rPr>
+                <w:b w:val="0"/>
+              </w:rPr>
+              <w:t>uninterruptible power supply (building plant remains with the utilities policy)</w:t>
+            </w:r>
+          </w:p>
+        </w:tc>
+      </w:tr>
+      <w:tr>
+        <w:tc>
+          <w:tcPr>
+            <w:tcW w:type="pct" w:w="22%"/>
+            <w:tcBorders>
+              <w:top w:val="single" w:color="999999" w:sz="4"/>
+              <w:left w:val="single" w:color="999999" w:sz="4"/>
+              <w:bottom w:val="single" w:color="999999" w:sz="4"/>
+              <w:right w:val="single" w:color="999999" w:sz="4"/>
+            </w:tcBorders>
+            <w:shd w:fill="E8E8E8" w:val="clear"/>
+          </w:tcPr>
+          <w:p>
+            <w:r>
+              <w:rPr>
+                <w:b w:val="0"/>
+              </w:rPr>
+              <w:t>PDF</w:t>
+            </w:r>
+          </w:p>
+        </w:tc>
+        <w:tc>
+          <w:tcPr>
+            <w:tcW w:type="pct" w:w="22%"/>
+            <w:tcBorders>
+              <w:top w:val="single" w:color="999999" w:sz="4"/>
+              <w:left w:val="single" w:color="999999" w:sz="4"/>
+              <w:bottom w:val="single" w:color="999999" w:sz="4"/>
+              <w:right w:val="single" w:color="999999" w:sz="4"/>
+            </w:tcBorders>
+            <w:shd w:fill="E8E8E8" w:val="clear"/>
+          </w:tcPr>
+          <w:p>
+            <w:r>
+              <w:rPr>
+                <w:b w:val="0"/>
+              </w:rPr>
+              <w:t>Portable Document Format</w:t>
+            </w:r>
+          </w:p>
+        </w:tc>
+      </w:tr>
+      <w:tr>
+        <w:tc>
+          <w:tcPr>
+            <w:tcW w:type="pct" w:w="22%"/>
+            <w:tcBorders>
+              <w:top w:val="single" w:color="999999" w:sz="4"/>
+              <w:left w:val="single" w:color="999999" w:sz="4"/>
+              <w:bottom w:val="single" w:color="999999" w:sz="4"/>
+              <w:right w:val="single" w:color="999999" w:sz="4"/>
+            </w:tcBorders>
+            <w:shd w:fill="E8E8E8" w:val="clear"/>
+          </w:tcPr>
+          <w:p>
+            <w:r>
+              <w:rPr>
+                <w:b w:val="0"/>
+              </w:rPr>
+              <w:t>RACI</w:t>
+            </w:r>
+          </w:p>
+        </w:tc>
+        <w:tc>
+          <w:tcPr>
+            <w:tcW w:type="pct" w:w="22%"/>
+            <w:tcBorders>
+              <w:top w:val="single" w:color="999999" w:sz="4"/>
+              <w:left w:val="single" w:color="999999" w:sz="4"/>
+              <w:bottom w:val="single" w:color="999999" w:sz="4"/>
+              <w:right w:val="single" w:color="999999" w:sz="4"/>
+            </w:tcBorders>
+            <w:shd w:fill="E8E8E8" w:val="clear"/>
+          </w:tcPr>
+          <w:p>
+            <w:r>
+              <w:rPr>
+                <w:b w:val="0"/>
+              </w:rPr>
+              <w:t>Responsible, Accountable, Consulted, Informed</w:t>
+            </w:r>
+          </w:p>
+        </w:tc>
+      </w:tr>
+    </w:tbl>
     <w:p>
       <w:pPr>
         <w:pStyle w:val="Heading1"/>

--- a/policies/build/masters/FMS.3_v2_master.docx
+++ b/policies/build/masters/FMS.3_v2_master.docx
@@ -901,18 +901,6 @@
           <w:szCs w:val="22"/>
         </w:rPr>
         <w:t xml:space="preserve">This is the hospital-wide equipment programme. It is not the laboratory rule that a result must not be issued from an overdue calibrator. It is not imaging quality-assurance and "no report if overdue." It is not checking that a steriliser cycle actually sterilised the load. It is not crash-cart contents. It is not building-plant utilities (generator, pumps).</w:t>
-      </w:r>
-    </w:p>
-    <w:p>
-      <w:pPr>
-        <w:spacing w:after="140"/>
-      </w:pPr>
-      <w:r>
-        <w:rPr>
-          <w:sz w:val="22"/>
-          <w:szCs w:val="22"/>
-        </w:rPr>
-        <w:t xml:space="preserve">Words marked «like this» are defaults a small hospital can keep. Change the marked text before issue if this hospital needs a different owner, interval or arrangement. A blank marked «________» has no sensible default. Fill it in before this document is signed.</w:t>
       </w:r>
     </w:p>
     <w:p>

--- a/policies/build/masters/FMS.3_v2_master.docx
+++ b/policies/build/masters/FMS.3_v2_master.docx
@@ -3445,6 +3445,574 @@
         <w:t xml:space="preserve">The Biomedical In-Charge keeps signed acknowledgements of operators and maintainers with the induction record. Maintainers are named on the trained-maintainer list.</w:t>
       </w:r>
     </w:p>
+    <w:p>
+      <w:pPr>
+        <w:pStyle w:val="Heading1"/>
+        <w:spacing w:after="120" w:before="280"/>
+      </w:pPr>
+      <w:r>
+        <w:t>10. Distribution</w:t>
+      </w:r>
+    </w:p>
+    <w:p>
+      <w:pPr>
+        <w:spacing w:after="140"/>
+      </w:pPr>
+      <w:r>
+        <w:rPr>
+          <w:sz w:val="22"/>
+          <w:szCs w:val="22"/>
+        </w:rPr>
+        <w:t xml:space="preserve">Official master copy: office of the Medical Superintendent, «Hospital Name», with the «Biomedical In-Charge» and the Quality Coordinator.</w:t>
+      </w:r>
+    </w:p>
+    <w:p>
+      <w:pPr>
+        <w:spacing w:after="140"/>
+      </w:pPr>
+      <w:r>
+        <w:rPr>
+          <w:sz w:val="22"/>
+          <w:szCs w:val="22"/>
+        </w:rPr>
+        <w:t xml:space="preserve">Copies issued to: department heads who operate equipment; contracted workshop if maintenance is outsourced.</w:t>
+      </w:r>
+    </w:p>
+    <w:p>
+      <w:pPr>
+        <w:spacing w:after="140"/>
+      </w:pPr>
+      <w:r>
+        <w:rPr>
+          <w:sz w:val="22"/>
+          <w:szCs w:val="22"/>
+        </w:rPr>
+        <w:t xml:space="preserve">The current version is available to all staff at the «biomedical / engineering office policy file» and, if the hospital keeps an intranet, at the «staff intranet / policies».</w:t>
+      </w:r>
+    </w:p>
+    <w:p>
+      <w:pPr>
+        <w:spacing w:after="140"/>
+      </w:pPr>
+      <w:r>
+        <w:rPr>
+          <w:sz w:val="22"/>
+          <w:szCs w:val="22"/>
+        </w:rPr>
+        <w:t xml:space="preserve">When a new version is issued, take old copies out of use. The Quality Coordinator keeps one dated copy of each old version.</w:t>
+      </w:r>
+    </w:p>
+    <w:p>
+      <w:pPr>
+        <w:pStyle w:val="Heading1"/>
+        <w:spacing w:after="120" w:before="280"/>
+      </w:pPr>
+      <w:r>
+        <w:t>11. Abbreviations</w:t>
+      </w:r>
+    </w:p>
+    <w:tbl>
+      <w:tblPr>
+        <w:tblW w:type="pct" w:w="100%"/>
+        <w:tblBorders>
+          <w:top w:val="single" w:color="auto" w:sz="4"/>
+          <w:left w:val="single" w:color="auto" w:sz="4"/>
+          <w:bottom w:val="single" w:color="auto" w:sz="4"/>
+          <w:right w:val="single" w:color="auto" w:sz="4"/>
+          <w:insideH w:val="single" w:color="auto" w:sz="4"/>
+          <w:insideV w:val="single" w:color="auto" w:sz="4"/>
+        </w:tblBorders>
+      </w:tblPr>
+      <w:tblGrid>
+        <w:gridCol w:w="100"/>
+        <w:gridCol w:w="100"/>
+      </w:tblGrid>
+      <w:tr>
+        <w:tc>
+          <w:tcPr>
+            <w:tcW w:type="pct" w:w="22%"/>
+            <w:tcBorders>
+              <w:top w:val="single" w:color="999999" w:sz="4"/>
+              <w:left w:val="single" w:color="999999" w:sz="4"/>
+              <w:bottom w:val="single" w:color="999999" w:sz="4"/>
+              <w:right w:val="single" w:color="999999" w:sz="4"/>
+            </w:tcBorders>
+            <w:shd w:fill="E8E8E8" w:val="clear"/>
+          </w:tcPr>
+          <w:p>
+            <w:r>
+              <w:rPr>
+                <w:b/>
+              </w:rPr>
+              <w:t>Abbreviation</w:t>
+            </w:r>
+          </w:p>
+        </w:tc>
+        <w:tc>
+          <w:tcPr>
+            <w:tcW w:type="pct" w:w="22%"/>
+            <w:tcBorders>
+              <w:top w:val="single" w:color="999999" w:sz="4"/>
+              <w:left w:val="single" w:color="999999" w:sz="4"/>
+              <w:bottom w:val="single" w:color="999999" w:sz="4"/>
+              <w:right w:val="single" w:color="999999" w:sz="4"/>
+            </w:tcBorders>
+            <w:shd w:fill="E8E8E8" w:val="clear"/>
+          </w:tcPr>
+          <w:p>
+            <w:r>
+              <w:rPr>
+                <w:b/>
+              </w:rPr>
+              <w:t>Meaning</w:t>
+            </w:r>
+          </w:p>
+        </w:tc>
+      </w:tr>
+      <w:tr>
+        <w:tc>
+          <w:tcPr>
+            <w:tcW w:type="pct" w:w="22%"/>
+            <w:tcBorders>
+              <w:top w:val="single" w:color="999999" w:sz="4"/>
+              <w:left w:val="single" w:color="999999" w:sz="4"/>
+              <w:bottom w:val="single" w:color="999999" w:sz="4"/>
+              <w:right w:val="single" w:color="999999" w:sz="4"/>
+            </w:tcBorders>
+            <w:shd w:fill="E8E8E8" w:val="clear"/>
+          </w:tcPr>
+          <w:p>
+            <w:r>
+              <w:rPr>
+                <w:b w:val="0"/>
+              </w:rPr>
+              <w:t>BEMMP</w:t>
+            </w:r>
+          </w:p>
+        </w:tc>
+        <w:tc>
+          <w:tcPr>
+            <w:tcW w:type="pct" w:w="22%"/>
+            <w:tcBorders>
+              <w:top w:val="single" w:color="999999" w:sz="4"/>
+              <w:left w:val="single" w:color="999999" w:sz="4"/>
+              <w:bottom w:val="single" w:color="999999" w:sz="4"/>
+              <w:right w:val="single" w:color="999999" w:sz="4"/>
+            </w:tcBorders>
+            <w:shd w:fill="E8E8E8" w:val="clear"/>
+          </w:tcPr>
+          <w:p>
+            <w:r>
+              <w:rPr>
+                <w:b w:val="0"/>
+              </w:rPr>
+              <w:t>Biomedical Equipment Management and Maintenance Program (National Health Mission)</w:t>
+            </w:r>
+          </w:p>
+        </w:tc>
+      </w:tr>
+      <w:tr>
+        <w:tc>
+          <w:tcPr>
+            <w:tcW w:type="pct" w:w="22%"/>
+            <w:tcBorders>
+              <w:top w:val="single" w:color="999999" w:sz="4"/>
+              <w:left w:val="single" w:color="999999" w:sz="4"/>
+              <w:bottom w:val="single" w:color="999999" w:sz="4"/>
+              <w:right w:val="single" w:color="999999" w:sz="4"/>
+            </w:tcBorders>
+            <w:shd w:fill="E8E8E8" w:val="clear"/>
+          </w:tcPr>
+          <w:p>
+            <w:r>
+              <w:rPr>
+                <w:b w:val="0"/>
+              </w:rPr>
+              <w:t>CDSCO</w:t>
+            </w:r>
+          </w:p>
+        </w:tc>
+        <w:tc>
+          <w:tcPr>
+            <w:tcW w:type="pct" w:w="22%"/>
+            <w:tcBorders>
+              <w:top w:val="single" w:color="999999" w:sz="4"/>
+              <w:left w:val="single" w:color="999999" w:sz="4"/>
+              <w:bottom w:val="single" w:color="999999" w:sz="4"/>
+              <w:right w:val="single" w:color="999999" w:sz="4"/>
+            </w:tcBorders>
+            <w:shd w:fill="E8E8E8" w:val="clear"/>
+          </w:tcPr>
+          <w:p>
+            <w:r>
+              <w:rPr>
+                <w:b w:val="0"/>
+              </w:rPr>
+              <w:t>Central Drugs Standard Control Organisation</w:t>
+            </w:r>
+          </w:p>
+        </w:tc>
+      </w:tr>
+      <w:tr>
+        <w:tc>
+          <w:tcPr>
+            <w:tcW w:type="pct" w:w="22%"/>
+            <w:tcBorders>
+              <w:top w:val="single" w:color="999999" w:sz="4"/>
+              <w:left w:val="single" w:color="999999" w:sz="4"/>
+              <w:bottom w:val="single" w:color="999999" w:sz="4"/>
+              <w:right w:val="single" w:color="999999" w:sz="4"/>
+            </w:tcBorders>
+            <w:shd w:fill="E8E8E8" w:val="clear"/>
+          </w:tcPr>
+          <w:p>
+            <w:r>
+              <w:rPr>
+                <w:b w:val="0"/>
+              </w:rPr>
+              <w:t>PPM</w:t>
+            </w:r>
+          </w:p>
+        </w:tc>
+        <w:tc>
+          <w:tcPr>
+            <w:tcW w:type="pct" w:w="22%"/>
+            <w:tcBorders>
+              <w:top w:val="single" w:color="999999" w:sz="4"/>
+              <w:left w:val="single" w:color="999999" w:sz="4"/>
+              <w:bottom w:val="single" w:color="999999" w:sz="4"/>
+              <w:right w:val="single" w:color="999999" w:sz="4"/>
+            </w:tcBorders>
+            <w:shd w:fill="E8E8E8" w:val="clear"/>
+          </w:tcPr>
+          <w:p>
+            <w:r>
+              <w:rPr>
+                <w:b w:val="0"/>
+              </w:rPr>
+              <w:t>planned preventive maintenance</w:t>
+            </w:r>
+          </w:p>
+        </w:tc>
+      </w:tr>
+      <w:tr>
+        <w:tc>
+          <w:tcPr>
+            <w:tcW w:type="pct" w:w="22%"/>
+            <w:tcBorders>
+              <w:top w:val="single" w:color="999999" w:sz="4"/>
+              <w:left w:val="single" w:color="999999" w:sz="4"/>
+              <w:bottom w:val="single" w:color="999999" w:sz="4"/>
+              <w:right w:val="single" w:color="999999" w:sz="4"/>
+            </w:tcBorders>
+            <w:shd w:fill="E8E8E8" w:val="clear"/>
+          </w:tcPr>
+          <w:p>
+            <w:r>
+              <w:rPr>
+                <w:b w:val="0"/>
+              </w:rPr>
+              <w:t>AERB</w:t>
+            </w:r>
+          </w:p>
+        </w:tc>
+        <w:tc>
+          <w:tcPr>
+            <w:tcW w:type="pct" w:w="22%"/>
+            <w:tcBorders>
+              <w:top w:val="single" w:color="999999" w:sz="4"/>
+              <w:left w:val="single" w:color="999999" w:sz="4"/>
+              <w:bottom w:val="single" w:color="999999" w:sz="4"/>
+              <w:right w:val="single" w:color="999999" w:sz="4"/>
+            </w:tcBorders>
+            <w:shd w:fill="E8E8E8" w:val="clear"/>
+          </w:tcPr>
+          <w:p>
+            <w:r>
+              <w:rPr>
+                <w:b w:val="0"/>
+              </w:rPr>
+              <w:t>Atomic Energy Regulatory Board (imaging quality-assurance remains with the imaging policy)</w:t>
+            </w:r>
+          </w:p>
+        </w:tc>
+      </w:tr>
+      <w:tr>
+        <w:tc>
+          <w:tcPr>
+            <w:tcW w:type="pct" w:w="22%"/>
+            <w:tcBorders>
+              <w:top w:val="single" w:color="999999" w:sz="4"/>
+              <w:left w:val="single" w:color="999999" w:sz="4"/>
+              <w:bottom w:val="single" w:color="999999" w:sz="4"/>
+              <w:right w:val="single" w:color="999999" w:sz="4"/>
+            </w:tcBorders>
+            <w:shd w:fill="E8E8E8" w:val="clear"/>
+          </w:tcPr>
+          <w:p>
+            <w:r>
+              <w:rPr>
+                <w:b w:val="0"/>
+              </w:rPr>
+              <w:t>NHM</w:t>
+            </w:r>
+          </w:p>
+        </w:tc>
+        <w:tc>
+          <w:tcPr>
+            <w:tcW w:type="pct" w:w="22%"/>
+            <w:tcBorders>
+              <w:top w:val="single" w:color="999999" w:sz="4"/>
+              <w:left w:val="single" w:color="999999" w:sz="4"/>
+              <w:bottom w:val="single" w:color="999999" w:sz="4"/>
+              <w:right w:val="single" w:color="999999" w:sz="4"/>
+            </w:tcBorders>
+            <w:shd w:fill="E8E8E8" w:val="clear"/>
+          </w:tcPr>
+          <w:p>
+            <w:r>
+              <w:rPr>
+                <w:b w:val="0"/>
+              </w:rPr>
+              <w:t>National Health Mission</w:t>
+            </w:r>
+          </w:p>
+        </w:tc>
+      </w:tr>
+      <w:tr>
+        <w:tc>
+          <w:tcPr>
+            <w:tcW w:type="pct" w:w="22%"/>
+            <w:tcBorders>
+              <w:top w:val="single" w:color="999999" w:sz="4"/>
+              <w:left w:val="single" w:color="999999" w:sz="4"/>
+              <w:bottom w:val="single" w:color="999999" w:sz="4"/>
+              <w:right w:val="single" w:color="999999" w:sz="4"/>
+            </w:tcBorders>
+            <w:shd w:fill="E8E8E8" w:val="clear"/>
+          </w:tcPr>
+          <w:p>
+            <w:r>
+              <w:rPr>
+                <w:b w:val="0"/>
+              </w:rPr>
+              <w:t>CAPA</w:t>
+            </w:r>
+          </w:p>
+        </w:tc>
+        <w:tc>
+          <w:tcPr>
+            <w:tcW w:type="pct" w:w="22%"/>
+            <w:tcBorders>
+              <w:top w:val="single" w:color="999999" w:sz="4"/>
+              <w:left w:val="single" w:color="999999" w:sz="4"/>
+              <w:bottom w:val="single" w:color="999999" w:sz="4"/>
+              <w:right w:val="single" w:color="999999" w:sz="4"/>
+            </w:tcBorders>
+            <w:shd w:fill="E8E8E8" w:val="clear"/>
+          </w:tcPr>
+          <w:p>
+            <w:r>
+              <w:rPr>
+                <w:b w:val="0"/>
+              </w:rPr>
+              <w:t>corrective and preventive action</w:t>
+            </w:r>
+          </w:p>
+        </w:tc>
+      </w:tr>
+      <w:tr>
+        <w:tc>
+          <w:tcPr>
+            <w:tcW w:type="pct" w:w="22%"/>
+            <w:tcBorders>
+              <w:top w:val="single" w:color="999999" w:sz="4"/>
+              <w:left w:val="single" w:color="999999" w:sz="4"/>
+              <w:bottom w:val="single" w:color="999999" w:sz="4"/>
+              <w:right w:val="single" w:color="999999" w:sz="4"/>
+            </w:tcBorders>
+            <w:shd w:fill="E8E8E8" w:val="clear"/>
+          </w:tcPr>
+          <w:p>
+            <w:r>
+              <w:rPr>
+                <w:b w:val="0"/>
+              </w:rPr>
+              <w:t>RCA</w:t>
+            </w:r>
+          </w:p>
+        </w:tc>
+        <w:tc>
+          <w:tcPr>
+            <w:tcW w:type="pct" w:w="22%"/>
+            <w:tcBorders>
+              <w:top w:val="single" w:color="999999" w:sz="4"/>
+              <w:left w:val="single" w:color="999999" w:sz="4"/>
+              <w:bottom w:val="single" w:color="999999" w:sz="4"/>
+              <w:right w:val="single" w:color="999999" w:sz="4"/>
+            </w:tcBorders>
+            <w:shd w:fill="E8E8E8" w:val="clear"/>
+          </w:tcPr>
+          <w:p>
+            <w:r>
+              <w:rPr>
+                <w:b w:val="0"/>
+              </w:rPr>
+              <w:t>root-cause analysis</w:t>
+            </w:r>
+          </w:p>
+        </w:tc>
+      </w:tr>
+      <w:tr>
+        <w:tc>
+          <w:tcPr>
+            <w:tcW w:type="pct" w:w="22%"/>
+            <w:tcBorders>
+              <w:top w:val="single" w:color="999999" w:sz="4"/>
+              <w:left w:val="single" w:color="999999" w:sz="4"/>
+              <w:bottom w:val="single" w:color="999999" w:sz="4"/>
+              <w:right w:val="single" w:color="999999" w:sz="4"/>
+            </w:tcBorders>
+            <w:shd w:fill="E8E8E8" w:val="clear"/>
+          </w:tcPr>
+          <w:p>
+            <w:r>
+              <w:rPr>
+                <w:b w:val="0"/>
+              </w:rPr>
+              <w:t>UPS</w:t>
+            </w:r>
+          </w:p>
+        </w:tc>
+        <w:tc>
+          <w:tcPr>
+            <w:tcW w:type="pct" w:w="22%"/>
+            <w:tcBorders>
+              <w:top w:val="single" w:color="999999" w:sz="4"/>
+              <w:left w:val="single" w:color="999999" w:sz="4"/>
+              <w:bottom w:val="single" w:color="999999" w:sz="4"/>
+              <w:right w:val="single" w:color="999999" w:sz="4"/>
+            </w:tcBorders>
+            <w:shd w:fill="E8E8E8" w:val="clear"/>
+          </w:tcPr>
+          <w:p>
+            <w:r>
+              <w:rPr>
+                <w:b w:val="0"/>
+              </w:rPr>
+              <w:t>uninterruptible power supply (building plant remains with the utilities policy)</w:t>
+            </w:r>
+          </w:p>
+        </w:tc>
+      </w:tr>
+      <w:tr>
+        <w:tc>
+          <w:tcPr>
+            <w:tcW w:type="pct" w:w="22%"/>
+            <w:tcBorders>
+              <w:top w:val="single" w:color="999999" w:sz="4"/>
+              <w:left w:val="single" w:color="999999" w:sz="4"/>
+              <w:bottom w:val="single" w:color="999999" w:sz="4"/>
+              <w:right w:val="single" w:color="999999" w:sz="4"/>
+            </w:tcBorders>
+            <w:shd w:fill="E8E8E8" w:val="clear"/>
+          </w:tcPr>
+          <w:p>
+            <w:r>
+              <w:rPr>
+                <w:b w:val="0"/>
+              </w:rPr>
+              <w:t>PDF</w:t>
+            </w:r>
+          </w:p>
+        </w:tc>
+        <w:tc>
+          <w:tcPr>
+            <w:tcW w:type="pct" w:w="22%"/>
+            <w:tcBorders>
+              <w:top w:val="single" w:color="999999" w:sz="4"/>
+              <w:left w:val="single" w:color="999999" w:sz="4"/>
+              <w:bottom w:val="single" w:color="999999" w:sz="4"/>
+              <w:right w:val="single" w:color="999999" w:sz="4"/>
+            </w:tcBorders>
+            <w:shd w:fill="E8E8E8" w:val="clear"/>
+          </w:tcPr>
+          <w:p>
+            <w:r>
+              <w:rPr>
+                <w:b w:val="0"/>
+              </w:rPr>
+              <w:t>Portable Document Format</w:t>
+            </w:r>
+          </w:p>
+        </w:tc>
+      </w:tr>
+      <w:tr>
+        <w:tc>
+          <w:tcPr>
+            <w:tcW w:type="pct" w:w="22%"/>
+            <w:tcBorders>
+              <w:top w:val="single" w:color="999999" w:sz="4"/>
+              <w:left w:val="single" w:color="999999" w:sz="4"/>
+              <w:bottom w:val="single" w:color="999999" w:sz="4"/>
+              <w:right w:val="single" w:color="999999" w:sz="4"/>
+            </w:tcBorders>
+            <w:shd w:fill="E8E8E8" w:val="clear"/>
+          </w:tcPr>
+          <w:p>
+            <w:r>
+              <w:rPr>
+                <w:b w:val="0"/>
+              </w:rPr>
+              <w:t>RACI</w:t>
+            </w:r>
+          </w:p>
+        </w:tc>
+        <w:tc>
+          <w:tcPr>
+            <w:tcW w:type="pct" w:w="22%"/>
+            <w:tcBorders>
+              <w:top w:val="single" w:color="999999" w:sz="4"/>
+              <w:left w:val="single" w:color="999999" w:sz="4"/>
+              <w:bottom w:val="single" w:color="999999" w:sz="4"/>
+              <w:right w:val="single" w:color="999999" w:sz="4"/>
+            </w:tcBorders>
+            <w:shd w:fill="E8E8E8" w:val="clear"/>
+          </w:tcPr>
+          <w:p>
+            <w:r>
+              <w:rPr>
+                <w:b w:val="0"/>
+              </w:rPr>
+              <w:t>Responsible, Accountable, Consulted, Informed</w:t>
+            </w:r>
+          </w:p>
+        </w:tc>
+      </w:tr>
+    </w:tbl>
+    <w:p>
+      <w:pPr>
+        <w:pStyle w:val="Heading1"/>
+        <w:spacing w:after="120" w:before="280"/>
+      </w:pPr>
+      <w:r>
+        <w:t>12. Traceability to NABH SHCO 3rd Edition FMS.3</w:t>
+      </w:r>
+    </w:p>
+    <w:p>
+      <w:pPr>
+        <w:spacing w:after="120"/>
+      </w:pPr>
+      <w:r>
+        <w:rPr>
+          <w:i/>
+          <w:iCs/>
+          <w:sz w:val="20"/>
+          <w:szCs w:val="20"/>
+        </w:rPr>
+        <w:t xml:space="preserve">This table is an index. It is not how the policy is organised.</w:t>
+      </w:r>
+    </w:p>
     <w:tbl>
       <w:tblPr>
         <w:tblW w:type="pct" w:w="100%"/>
@@ -4321,574 +4889,6 @@
         </w:tc>
       </w:tr>
     </w:tbl>
-    <w:p>
-      <w:pPr>
-        <w:pStyle w:val="Heading1"/>
-        <w:spacing w:after="120" w:before="280"/>
-      </w:pPr>
-      <w:r>
-        <w:t>10. Distribution</w:t>
-      </w:r>
-    </w:p>
-    <w:p>
-      <w:pPr>
-        <w:spacing w:after="140"/>
-      </w:pPr>
-      <w:r>
-        <w:rPr>
-          <w:sz w:val="22"/>
-          <w:szCs w:val="22"/>
-        </w:rPr>
-        <w:t xml:space="preserve">Official master copy: office of the Medical Superintendent, «Hospital Name», with the «Biomedical In-Charge» and the Quality Coordinator.</w:t>
-      </w:r>
-    </w:p>
-    <w:p>
-      <w:pPr>
-        <w:spacing w:after="140"/>
-      </w:pPr>
-      <w:r>
-        <w:rPr>
-          <w:sz w:val="22"/>
-          <w:szCs w:val="22"/>
-        </w:rPr>
-        <w:t xml:space="preserve">Copies issued to: department heads who operate equipment; contracted workshop if maintenance is outsourced.</w:t>
-      </w:r>
-    </w:p>
-    <w:p>
-      <w:pPr>
-        <w:spacing w:after="140"/>
-      </w:pPr>
-      <w:r>
-        <w:rPr>
-          <w:sz w:val="22"/>
-          <w:szCs w:val="22"/>
-        </w:rPr>
-        <w:t xml:space="preserve">The current version is available to all staff at the «biomedical / engineering office policy file» and, if the hospital keeps an intranet, at the «staff intranet / policies».</w:t>
-      </w:r>
-    </w:p>
-    <w:p>
-      <w:pPr>
-        <w:spacing w:after="140"/>
-      </w:pPr>
-      <w:r>
-        <w:rPr>
-          <w:sz w:val="22"/>
-          <w:szCs w:val="22"/>
-        </w:rPr>
-        <w:t xml:space="preserve">When a new version is issued, take old copies out of use. The Quality Coordinator keeps one dated copy of each old version.</w:t>
-      </w:r>
-    </w:p>
-    <w:p>
-      <w:pPr>
-        <w:pStyle w:val="Heading1"/>
-        <w:spacing w:after="120" w:before="280"/>
-      </w:pPr>
-      <w:r>
-        <w:t>11. Abbreviations</w:t>
-      </w:r>
-    </w:p>
-    <w:tbl>
-      <w:tblPr>
-        <w:tblW w:type="pct" w:w="100%"/>
-        <w:tblBorders>
-          <w:top w:val="single" w:color="auto" w:sz="4"/>
-          <w:left w:val="single" w:color="auto" w:sz="4"/>
-          <w:bottom w:val="single" w:color="auto" w:sz="4"/>
-          <w:right w:val="single" w:color="auto" w:sz="4"/>
-          <w:insideH w:val="single" w:color="auto" w:sz="4"/>
-          <w:insideV w:val="single" w:color="auto" w:sz="4"/>
-        </w:tblBorders>
-      </w:tblPr>
-      <w:tblGrid>
-        <w:gridCol w:w="100"/>
-        <w:gridCol w:w="100"/>
-      </w:tblGrid>
-      <w:tr>
-        <w:tc>
-          <w:tcPr>
-            <w:tcW w:type="pct" w:w="22%"/>
-            <w:tcBorders>
-              <w:top w:val="single" w:color="999999" w:sz="4"/>
-              <w:left w:val="single" w:color="999999" w:sz="4"/>
-              <w:bottom w:val="single" w:color="999999" w:sz="4"/>
-              <w:right w:val="single" w:color="999999" w:sz="4"/>
-            </w:tcBorders>
-            <w:shd w:fill="E8E8E8" w:val="clear"/>
-          </w:tcPr>
-          <w:p>
-            <w:r>
-              <w:rPr>
-                <w:b/>
-              </w:rPr>
-              <w:t>Abbreviation</w:t>
-            </w:r>
-          </w:p>
-        </w:tc>
-        <w:tc>
-          <w:tcPr>
-            <w:tcW w:type="pct" w:w="22%"/>
-            <w:tcBorders>
-              <w:top w:val="single" w:color="999999" w:sz="4"/>
-              <w:left w:val="single" w:color="999999" w:sz="4"/>
-              <w:bottom w:val="single" w:color="999999" w:sz="4"/>
-              <w:right w:val="single" w:color="999999" w:sz="4"/>
-            </w:tcBorders>
-            <w:shd w:fill="E8E8E8" w:val="clear"/>
-          </w:tcPr>
-          <w:p>
-            <w:r>
-              <w:rPr>
-                <w:b/>
-              </w:rPr>
-              <w:t>Meaning</w:t>
-            </w:r>
-          </w:p>
-        </w:tc>
-      </w:tr>
-      <w:tr>
-        <w:tc>
-          <w:tcPr>
-            <w:tcW w:type="pct" w:w="22%"/>
-            <w:tcBorders>
-              <w:top w:val="single" w:color="999999" w:sz="4"/>
-              <w:left w:val="single" w:color="999999" w:sz="4"/>
-              <w:bottom w:val="single" w:color="999999" w:sz="4"/>
-              <w:right w:val="single" w:color="999999" w:sz="4"/>
-            </w:tcBorders>
-            <w:shd w:fill="E8E8E8" w:val="clear"/>
-          </w:tcPr>
-          <w:p>
-            <w:r>
-              <w:rPr>
-                <w:b w:val="0"/>
-              </w:rPr>
-              <w:t>BEMMP</w:t>
-            </w:r>
-          </w:p>
-        </w:tc>
-        <w:tc>
-          <w:tcPr>
-            <w:tcW w:type="pct" w:w="22%"/>
-            <w:tcBorders>
-              <w:top w:val="single" w:color="999999" w:sz="4"/>
-              <w:left w:val="single" w:color="999999" w:sz="4"/>
-              <w:bottom w:val="single" w:color="999999" w:sz="4"/>
-              <w:right w:val="single" w:color="999999" w:sz="4"/>
-            </w:tcBorders>
-            <w:shd w:fill="E8E8E8" w:val="clear"/>
-          </w:tcPr>
-          <w:p>
-            <w:r>
-              <w:rPr>
-                <w:b w:val="0"/>
-              </w:rPr>
-              <w:t>Biomedical Equipment Management and Maintenance Program (National Health Mission)</w:t>
-            </w:r>
-          </w:p>
-        </w:tc>
-      </w:tr>
-      <w:tr>
-        <w:tc>
-          <w:tcPr>
-            <w:tcW w:type="pct" w:w="22%"/>
-            <w:tcBorders>
-              <w:top w:val="single" w:color="999999" w:sz="4"/>
-              <w:left w:val="single" w:color="999999" w:sz="4"/>
-              <w:bottom w:val="single" w:color="999999" w:sz="4"/>
-              <w:right w:val="single" w:color="999999" w:sz="4"/>
-            </w:tcBorders>
-            <w:shd w:fill="E8E8E8" w:val="clear"/>
-          </w:tcPr>
-          <w:p>
-            <w:r>
-              <w:rPr>
-                <w:b w:val="0"/>
-              </w:rPr>
-              <w:t>CDSCO</w:t>
-            </w:r>
-          </w:p>
-        </w:tc>
-        <w:tc>
-          <w:tcPr>
-            <w:tcW w:type="pct" w:w="22%"/>
-            <w:tcBorders>
-              <w:top w:val="single" w:color="999999" w:sz="4"/>
-              <w:left w:val="single" w:color="999999" w:sz="4"/>
-              <w:bottom w:val="single" w:color="999999" w:sz="4"/>
-              <w:right w:val="single" w:color="999999" w:sz="4"/>
-            </w:tcBorders>
-            <w:shd w:fill="E8E8E8" w:val="clear"/>
-          </w:tcPr>
-          <w:p>
-            <w:r>
-              <w:rPr>
-                <w:b w:val="0"/>
-              </w:rPr>
-              <w:t>Central Drugs Standard Control Organisation</w:t>
-            </w:r>
-          </w:p>
-        </w:tc>
-      </w:tr>
-      <w:tr>
-        <w:tc>
-          <w:tcPr>
-            <w:tcW w:type="pct" w:w="22%"/>
-            <w:tcBorders>
-              <w:top w:val="single" w:color="999999" w:sz="4"/>
-              <w:left w:val="single" w:color="999999" w:sz="4"/>
-              <w:bottom w:val="single" w:color="999999" w:sz="4"/>
-              <w:right w:val="single" w:color="999999" w:sz="4"/>
-            </w:tcBorders>
-            <w:shd w:fill="E8E8E8" w:val="clear"/>
-          </w:tcPr>
-          <w:p>
-            <w:r>
-              <w:rPr>
-                <w:b w:val="0"/>
-              </w:rPr>
-              <w:t>PPM</w:t>
-            </w:r>
-          </w:p>
-        </w:tc>
-        <w:tc>
-          <w:tcPr>
-            <w:tcW w:type="pct" w:w="22%"/>
-            <w:tcBorders>
-              <w:top w:val="single" w:color="999999" w:sz="4"/>
-              <w:left w:val="single" w:color="999999" w:sz="4"/>
-              <w:bottom w:val="single" w:color="999999" w:sz="4"/>
-              <w:right w:val="single" w:color="999999" w:sz="4"/>
-            </w:tcBorders>
-            <w:shd w:fill="E8E8E8" w:val="clear"/>
-          </w:tcPr>
-          <w:p>
-            <w:r>
-              <w:rPr>
-                <w:b w:val="0"/>
-              </w:rPr>
-              <w:t>planned preventive maintenance</w:t>
-            </w:r>
-          </w:p>
-        </w:tc>
-      </w:tr>
-      <w:tr>
-        <w:tc>
-          <w:tcPr>
-            <w:tcW w:type="pct" w:w="22%"/>
-            <w:tcBorders>
-              <w:top w:val="single" w:color="999999" w:sz="4"/>
-              <w:left w:val="single" w:color="999999" w:sz="4"/>
-              <w:bottom w:val="single" w:color="999999" w:sz="4"/>
-              <w:right w:val="single" w:color="999999" w:sz="4"/>
-            </w:tcBorders>
-            <w:shd w:fill="E8E8E8" w:val="clear"/>
-          </w:tcPr>
-          <w:p>
-            <w:r>
-              <w:rPr>
-                <w:b w:val="0"/>
-              </w:rPr>
-              <w:t>AERB</w:t>
-            </w:r>
-          </w:p>
-        </w:tc>
-        <w:tc>
-          <w:tcPr>
-            <w:tcW w:type="pct" w:w="22%"/>
-            <w:tcBorders>
-              <w:top w:val="single" w:color="999999" w:sz="4"/>
-              <w:left w:val="single" w:color="999999" w:sz="4"/>
-              <w:bottom w:val="single" w:color="999999" w:sz="4"/>
-              <w:right w:val="single" w:color="999999" w:sz="4"/>
-            </w:tcBorders>
-            <w:shd w:fill="E8E8E8" w:val="clear"/>
-          </w:tcPr>
-          <w:p>
-            <w:r>
-              <w:rPr>
-                <w:b w:val="0"/>
-              </w:rPr>
-              <w:t>Atomic Energy Regulatory Board (imaging quality-assurance remains with the imaging policy)</w:t>
-            </w:r>
-          </w:p>
-        </w:tc>
-      </w:tr>
-      <w:tr>
-        <w:tc>
-          <w:tcPr>
-            <w:tcW w:type="pct" w:w="22%"/>
-            <w:tcBorders>
-              <w:top w:val="single" w:color="999999" w:sz="4"/>
-              <w:left w:val="single" w:color="999999" w:sz="4"/>
-              <w:bottom w:val="single" w:color="999999" w:sz="4"/>
-              <w:right w:val="single" w:color="999999" w:sz="4"/>
-            </w:tcBorders>
-            <w:shd w:fill="E8E8E8" w:val="clear"/>
-          </w:tcPr>
-          <w:p>
-            <w:r>
-              <w:rPr>
-                <w:b w:val="0"/>
-              </w:rPr>
-              <w:t>NHM</w:t>
-            </w:r>
-          </w:p>
-        </w:tc>
-        <w:tc>
-          <w:tcPr>
-            <w:tcW w:type="pct" w:w="22%"/>
-            <w:tcBorders>
-              <w:top w:val="single" w:color="999999" w:sz="4"/>
-              <w:left w:val="single" w:color="999999" w:sz="4"/>
-              <w:bottom w:val="single" w:color="999999" w:sz="4"/>
-              <w:right w:val="single" w:color="999999" w:sz="4"/>
-            </w:tcBorders>
-            <w:shd w:fill="E8E8E8" w:val="clear"/>
-          </w:tcPr>
-          <w:p>
-            <w:r>
-              <w:rPr>
-                <w:b w:val="0"/>
-              </w:rPr>
-              <w:t>National Health Mission</w:t>
-            </w:r>
-          </w:p>
-        </w:tc>
-      </w:tr>
-      <w:tr>
-        <w:tc>
-          <w:tcPr>
-            <w:tcW w:type="pct" w:w="22%"/>
-            <w:tcBorders>
-              <w:top w:val="single" w:color="999999" w:sz="4"/>
-              <w:left w:val="single" w:color="999999" w:sz="4"/>
-              <w:bottom w:val="single" w:color="999999" w:sz="4"/>
-              <w:right w:val="single" w:color="999999" w:sz="4"/>
-            </w:tcBorders>
-            <w:shd w:fill="E8E8E8" w:val="clear"/>
-          </w:tcPr>
-          <w:p>
-            <w:r>
-              <w:rPr>
-                <w:b w:val="0"/>
-              </w:rPr>
-              <w:t>CAPA</w:t>
-            </w:r>
-          </w:p>
-        </w:tc>
-        <w:tc>
-          <w:tcPr>
-            <w:tcW w:type="pct" w:w="22%"/>
-            <w:tcBorders>
-              <w:top w:val="single" w:color="999999" w:sz="4"/>
-              <w:left w:val="single" w:color="999999" w:sz="4"/>
-              <w:bottom w:val="single" w:color="999999" w:sz="4"/>
-              <w:right w:val="single" w:color="999999" w:sz="4"/>
-            </w:tcBorders>
-            <w:shd w:fill="E8E8E8" w:val="clear"/>
-          </w:tcPr>
-          <w:p>
-            <w:r>
-              <w:rPr>
-                <w:b w:val="0"/>
-              </w:rPr>
-              <w:t>corrective and preventive action</w:t>
-            </w:r>
-          </w:p>
-        </w:tc>
-      </w:tr>
-      <w:tr>
-        <w:tc>
-          <w:tcPr>
-            <w:tcW w:type="pct" w:w="22%"/>
-            <w:tcBorders>
-              <w:top w:val="single" w:color="999999" w:sz="4"/>
-              <w:left w:val="single" w:color="999999" w:sz="4"/>
-              <w:bottom w:val="single" w:color="999999" w:sz="4"/>
-              <w:right w:val="single" w:color="999999" w:sz="4"/>
-            </w:tcBorders>
-            <w:shd w:fill="E8E8E8" w:val="clear"/>
-          </w:tcPr>
-          <w:p>
-            <w:r>
-              <w:rPr>
-                <w:b w:val="0"/>
-              </w:rPr>
-              <w:t>RCA</w:t>
-            </w:r>
-          </w:p>
-        </w:tc>
-        <w:tc>
-          <w:tcPr>
-            <w:tcW w:type="pct" w:w="22%"/>
-            <w:tcBorders>
-              <w:top w:val="single" w:color="999999" w:sz="4"/>
-              <w:left w:val="single" w:color="999999" w:sz="4"/>
-              <w:bottom w:val="single" w:color="999999" w:sz="4"/>
-              <w:right w:val="single" w:color="999999" w:sz="4"/>
-            </w:tcBorders>
-            <w:shd w:fill="E8E8E8" w:val="clear"/>
-          </w:tcPr>
-          <w:p>
-            <w:r>
-              <w:rPr>
-                <w:b w:val="0"/>
-              </w:rPr>
-              <w:t>root-cause analysis</w:t>
-            </w:r>
-          </w:p>
-        </w:tc>
-      </w:tr>
-      <w:tr>
-        <w:tc>
-          <w:tcPr>
-            <w:tcW w:type="pct" w:w="22%"/>
-            <w:tcBorders>
-              <w:top w:val="single" w:color="999999" w:sz="4"/>
-              <w:left w:val="single" w:color="999999" w:sz="4"/>
-              <w:bottom w:val="single" w:color="999999" w:sz="4"/>
-              <w:right w:val="single" w:color="999999" w:sz="4"/>
-            </w:tcBorders>
-            <w:shd w:fill="E8E8E8" w:val="clear"/>
-          </w:tcPr>
-          <w:p>
-            <w:r>
-              <w:rPr>
-                <w:b w:val="0"/>
-              </w:rPr>
-              <w:t>UPS</w:t>
-            </w:r>
-          </w:p>
-        </w:tc>
-        <w:tc>
-          <w:tcPr>
-            <w:tcW w:type="pct" w:w="22%"/>
-            <w:tcBorders>
-              <w:top w:val="single" w:color="999999" w:sz="4"/>
-              <w:left w:val="single" w:color="999999" w:sz="4"/>
-              <w:bottom w:val="single" w:color="999999" w:sz="4"/>
-              <w:right w:val="single" w:color="999999" w:sz="4"/>
-            </w:tcBorders>
-            <w:shd w:fill="E8E8E8" w:val="clear"/>
-          </w:tcPr>
-          <w:p>
-            <w:r>
-              <w:rPr>
-                <w:b w:val="0"/>
-              </w:rPr>
-              <w:t>uninterruptible power supply (building plant remains with the utilities policy)</w:t>
-            </w:r>
-          </w:p>
-        </w:tc>
-      </w:tr>
-      <w:tr>
-        <w:tc>
-          <w:tcPr>
-            <w:tcW w:type="pct" w:w="22%"/>
-            <w:tcBorders>
-              <w:top w:val="single" w:color="999999" w:sz="4"/>
-              <w:left w:val="single" w:color="999999" w:sz="4"/>
-              <w:bottom w:val="single" w:color="999999" w:sz="4"/>
-              <w:right w:val="single" w:color="999999" w:sz="4"/>
-            </w:tcBorders>
-            <w:shd w:fill="E8E8E8" w:val="clear"/>
-          </w:tcPr>
-          <w:p>
-            <w:r>
-              <w:rPr>
-                <w:b w:val="0"/>
-              </w:rPr>
-              <w:t>PDF</w:t>
-            </w:r>
-          </w:p>
-        </w:tc>
-        <w:tc>
-          <w:tcPr>
-            <w:tcW w:type="pct" w:w="22%"/>
-            <w:tcBorders>
-              <w:top w:val="single" w:color="999999" w:sz="4"/>
-              <w:left w:val="single" w:color="999999" w:sz="4"/>
-              <w:bottom w:val="single" w:color="999999" w:sz="4"/>
-              <w:right w:val="single" w:color="999999" w:sz="4"/>
-            </w:tcBorders>
-            <w:shd w:fill="E8E8E8" w:val="clear"/>
-          </w:tcPr>
-          <w:p>
-            <w:r>
-              <w:rPr>
-                <w:b w:val="0"/>
-              </w:rPr>
-              <w:t>Portable Document Format</w:t>
-            </w:r>
-          </w:p>
-        </w:tc>
-      </w:tr>
-      <w:tr>
-        <w:tc>
-          <w:tcPr>
-            <w:tcW w:type="pct" w:w="22%"/>
-            <w:tcBorders>
-              <w:top w:val="single" w:color="999999" w:sz="4"/>
-              <w:left w:val="single" w:color="999999" w:sz="4"/>
-              <w:bottom w:val="single" w:color="999999" w:sz="4"/>
-              <w:right w:val="single" w:color="999999" w:sz="4"/>
-            </w:tcBorders>
-            <w:shd w:fill="E8E8E8" w:val="clear"/>
-          </w:tcPr>
-          <w:p>
-            <w:r>
-              <w:rPr>
-                <w:b w:val="0"/>
-              </w:rPr>
-              <w:t>RACI</w:t>
-            </w:r>
-          </w:p>
-        </w:tc>
-        <w:tc>
-          <w:tcPr>
-            <w:tcW w:type="pct" w:w="22%"/>
-            <w:tcBorders>
-              <w:top w:val="single" w:color="999999" w:sz="4"/>
-              <w:left w:val="single" w:color="999999" w:sz="4"/>
-              <w:bottom w:val="single" w:color="999999" w:sz="4"/>
-              <w:right w:val="single" w:color="999999" w:sz="4"/>
-            </w:tcBorders>
-            <w:shd w:fill="E8E8E8" w:val="clear"/>
-          </w:tcPr>
-          <w:p>
-            <w:r>
-              <w:rPr>
-                <w:b w:val="0"/>
-              </w:rPr>
-              <w:t>Responsible, Accountable, Consulted, Informed</w:t>
-            </w:r>
-          </w:p>
-        </w:tc>
-      </w:tr>
-    </w:tbl>
-    <w:p>
-      <w:pPr>
-        <w:pStyle w:val="Heading1"/>
-        <w:spacing w:after="120" w:before="280"/>
-      </w:pPr>
-      <w:r>
-        <w:t>12. Traceability to NABH SHCO 3rd Edition FMS.3</w:t>
-      </w:r>
-    </w:p>
-    <w:p>
-      <w:pPr>
-        <w:spacing w:after="120"/>
-      </w:pPr>
-      <w:r>
-        <w:rPr>
-          <w:i/>
-          <w:iCs/>
-          <w:sz w:val="20"/>
-          <w:szCs w:val="20"/>
-        </w:rPr>
-        <w:t xml:space="preserve">This table is an index. It is not how the policy is organised.</w:t>
-      </w:r>
-    </w:p>
     <w:p>
       <w:pPr>
         <w:pStyle w:val="Heading1"/>

--- a/policies/build/masters/FMS.3_v2_master.docx
+++ b/policies/build/masters/FMS.3_v2_master.docx
@@ -5389,8 +5389,23 @@
           <w:sz w:val="22"/>
           <w:szCs w:val="22"/>
         </w:rPr>
-        <w:t xml:space="preserve">National Accreditation Board for Hospitals and Healthcare Providers (NABH), Standards for Small Healthcare Organisations, 3rd Edition — Chapter 8 FMS, standard FMS.3 (this policy is written so those requirements are met in day-to-day work; it is not a commentary on the standard).</w:t>
-      </w:r>
+      </w:r>
+      <w:r>
+        <w:rPr>
+          <w:sz w:val="22"/>
+        </w:rPr>
+        <w:t xml:space="preserve">National Accreditation Board for Hospitals &amp; Healthcare Providers. (2022). Standards for small healthcare organisations (3rd ed.) — Facility Management and Safety chapter, standard FMS.3. (this policy is written so those requirements are met in day-to-day work; it is not a commentary on the standard). </w:t>
+      </w:r>
+      <w:hyperlink r:id="rId9">
+        <w:r>
+          <w:rPr>
+            <w:rStyle w:val="Hyperlink"/>
+            <w:sz w:val="22"/>
+            <w:szCs w:val="22"/>
+          </w:rPr>
+          <w:t>https://nabh.co/programmes/small-healthcare-organisation-shco-accreditation-programme/</w:t>
+        </w:r>
+      </w:hyperlink>
     </w:p>
     <w:p>
       <w:pPr>
